--- a/General Scenarios/General Scenarios.docx
+++ b/General Scenarios/General Scenarios.docx
@@ -324,6 +324,7 @@
     <w:p>
       <w:pPr>
         <w:numPr>
+          <w:ilvl w:val="0"/>
           <w:numId w:val="0"/>
         </w:numPr>
         <w:ind w:firstLine="400" w:firstLineChars="200"/>
@@ -358,6 +359,7 @@
     <w:p>
       <w:pPr>
         <w:numPr>
+          <w:ilvl w:val="0"/>
           <w:numId w:val="0"/>
         </w:numPr>
         <w:ind w:firstLine="500" w:firstLineChars="250"/>
@@ -392,6 +394,7 @@
     <w:p>
       <w:pPr>
         <w:numPr>
+          <w:ilvl w:val="0"/>
           <w:numId w:val="0"/>
         </w:numPr>
         <w:ind w:firstLine="400" w:firstLineChars="200"/>
@@ -429,6 +432,7 @@
     <w:p>
       <w:pPr>
         <w:numPr>
+          <w:ilvl w:val="0"/>
           <w:numId w:val="0"/>
         </w:numPr>
         <w:ind w:leftChars="0"/>
@@ -448,6 +452,7 @@
     <w:p>
       <w:pPr>
         <w:numPr>
+          <w:ilvl w:val="0"/>
           <w:numId w:val="0"/>
         </w:numPr>
         <w:ind w:leftChars="0"/>
@@ -467,6 +472,7 @@
     <w:p>
       <w:pPr>
         <w:numPr>
+          <w:ilvl w:val="0"/>
           <w:numId w:val="0"/>
         </w:numPr>
         <w:ind w:leftChars="0"/>
@@ -520,17 +526,247 @@
           <w:rFonts w:hint="default"/>
           <w:lang w:val="en-US"/>
         </w:rPr>
-        <w:t>Once started to implement Micro Service where we can start and when we stop and what is the best best practice,</w:t>
+        <w:t>Once started to implement Micro Service where we can start and when we stop and what is the best best practice, why?</w:t>
+      </w:r>
+    </w:p>
+    <w:p>
+      <w:pPr>
+        <w:numPr>
+          <w:ilvl w:val="0"/>
+          <w:numId w:val="1"/>
+        </w:numPr>
+        <w:ind w:left="0" w:leftChars="0" w:firstLine="0" w:firstLineChars="0"/>
+        <w:rPr>
+          <w:rFonts w:hint="default"/>
+          <w:lang w:val="en-US"/>
+        </w:rPr>
+      </w:pPr>
+      <w:r>
+        <w:rPr>
+          <w:rFonts w:hint="default"/>
+          <w:lang w:val="en-US"/>
+        </w:rPr>
+        <w:t>Who will give estimations?</w:t>
+      </w:r>
+    </w:p>
+    <w:p>
+      <w:pPr>
+        <w:numPr>
+          <w:ilvl w:val="0"/>
+          <w:numId w:val="1"/>
+        </w:numPr>
+        <w:ind w:left="0" w:leftChars="0" w:firstLine="0" w:firstLineChars="0"/>
+        <w:rPr>
+          <w:rFonts w:hint="default"/>
+          <w:lang w:val="en-US"/>
+        </w:rPr>
+      </w:pPr>
+      <w:r>
+        <w:rPr>
+          <w:rFonts w:hint="default"/>
+          <w:lang w:val="en-US"/>
+        </w:rPr>
+        <w:t>What is your developemnt contribution percentage?</w:t>
+      </w:r>
+    </w:p>
+    <w:p>
+      <w:pPr>
+        <w:numPr>
+          <w:ilvl w:val="0"/>
+          <w:numId w:val="1"/>
+        </w:numPr>
+        <w:ind w:left="0" w:leftChars="0" w:firstLine="0" w:firstLineChars="0"/>
+        <w:rPr>
+          <w:rFonts w:hint="default"/>
+          <w:lang w:val="en-US"/>
+        </w:rPr>
+      </w:pPr>
+      <w:r>
+        <w:rPr>
+          <w:rFonts w:hint="default"/>
+          <w:lang w:val="en-US"/>
+        </w:rPr>
+        <w:t>Explain recent you added or provided estimation for the project?</w:t>
+      </w:r>
+    </w:p>
+    <w:p>
+      <w:pPr>
+        <w:numPr>
+          <w:ilvl w:val="0"/>
+          <w:numId w:val="1"/>
+        </w:numPr>
+        <w:ind w:left="0" w:leftChars="0" w:firstLine="0" w:firstLineChars="0"/>
+        <w:rPr>
+          <w:rFonts w:hint="default"/>
+          <w:lang w:val="en-US"/>
+        </w:rPr>
+      </w:pPr>
+      <w:r>
+        <w:rPr>
+          <w:rFonts w:hint="default"/>
+          <w:lang w:val="en-US"/>
+        </w:rPr>
+        <w:t>What is meant by LLD and HLD?</w:t>
+      </w:r>
+    </w:p>
+    <w:p>
+      <w:pPr>
+        <w:numPr>
+          <w:ilvl w:val="0"/>
+          <w:numId w:val="1"/>
+        </w:numPr>
+        <w:ind w:left="0" w:leftChars="0" w:firstLine="0" w:firstLineChars="0"/>
+        <w:rPr>
+          <w:rFonts w:hint="default"/>
+          <w:lang w:val="en-US"/>
+        </w:rPr>
+      </w:pPr>
+      <w:r>
+        <w:rPr>
+          <w:rFonts w:hint="default"/>
+          <w:lang w:val="en-US"/>
+        </w:rPr>
+        <w:t>How you can provide the estimations?</w:t>
+      </w:r>
+    </w:p>
+    <w:p>
+      <w:pPr>
+        <w:numPr>
+          <w:ilvl w:val="0"/>
+          <w:numId w:val="1"/>
+        </w:numPr>
+        <w:ind w:left="0" w:leftChars="0" w:firstLine="0" w:firstLineChars="0"/>
+        <w:rPr>
+          <w:rFonts w:hint="default"/>
+          <w:lang w:val="en-US"/>
+        </w:rPr>
+      </w:pPr>
+      <w:r>
+        <w:rPr>
+          <w:rFonts w:hint="default"/>
+          <w:lang w:val="en-US"/>
+        </w:rPr>
+        <w:t>We have two iterfaces A, B . Both containscolor class.</w:t>
+      </w:r>
+    </w:p>
+    <w:p>
+      <w:pPr>
+        <w:numPr>
+          <w:numId w:val="0"/>
+        </w:numPr>
+        <w:ind w:leftChars="0"/>
+        <w:rPr>
+          <w:rFonts w:hint="default"/>
+          <w:lang w:val="en-US"/>
+        </w:rPr>
+      </w:pPr>
+      <w:r>
+        <w:rPr>
+          <w:rFonts w:hint="default"/>
+          <w:lang w:val="en-US"/>
+        </w:rPr>
+        <w:t>How to call B interface color method?</w:t>
+      </w:r>
+    </w:p>
+    <w:p>
+      <w:pPr>
+        <w:numPr>
+          <w:ilvl w:val="0"/>
+          <w:numId w:val="1"/>
+        </w:numPr>
+        <w:ind w:left="0" w:leftChars="0" w:firstLine="0" w:firstLineChars="0"/>
+        <w:rPr>
+          <w:rFonts w:hint="default"/>
+          <w:lang w:val="en-US"/>
+        </w:rPr>
+      </w:pPr>
+      <w:r>
+        <w:rPr>
+          <w:rFonts w:hint="default"/>
+          <w:lang w:val="en-US"/>
+        </w:rPr>
+        <w:t>Are you supporting production releases?</w:t>
+      </w:r>
+    </w:p>
+    <w:p>
+      <w:pPr>
+        <w:numPr>
+          <w:ilvl w:val="0"/>
+          <w:numId w:val="1"/>
+        </w:numPr>
+        <w:ind w:left="0" w:leftChars="0" w:firstLine="0" w:firstLineChars="0"/>
+        <w:rPr>
+          <w:rFonts w:hint="default"/>
+          <w:lang w:val="en-US"/>
+        </w:rPr>
+      </w:pPr>
+      <w:r>
+        <w:rPr>
+          <w:rFonts w:hint="default"/>
+          <w:lang w:val="en-US"/>
+        </w:rPr>
+        <w:t>How you can tell our application is secure and how you can provide security for that any real time experience?</w:t>
+      </w:r>
+    </w:p>
+    <w:p>
+      <w:pPr>
+        <w:numPr>
+          <w:ilvl w:val="0"/>
+          <w:numId w:val="1"/>
+        </w:numPr>
+        <w:ind w:left="0" w:leftChars="0" w:firstLine="0" w:firstLineChars="0"/>
+        <w:rPr>
+          <w:rFonts w:hint="default"/>
+          <w:lang w:val="en-US"/>
+        </w:rPr>
+      </w:pPr>
+      <w:r>
+        <w:rPr>
+          <w:rFonts w:hint="default"/>
+          <w:lang w:val="en-US"/>
+        </w:rPr>
+        <w:t>What is the use of var and is it able to reinitialize the Var like below?</w:t>
+      </w:r>
+    </w:p>
+    <w:p>
+      <w:pPr>
+        <w:numPr>
+          <w:numId w:val="0"/>
+        </w:numPr>
+        <w:ind w:leftChars="0"/>
+        <w:rPr>
+          <w:rFonts w:hint="default"/>
+          <w:lang w:val="en-US"/>
+        </w:rPr>
+      </w:pPr>
+      <w:r>
+        <w:rPr>
+          <w:rFonts w:hint="default"/>
+          <w:lang w:val="en-US"/>
+        </w:rPr>
+        <w:t>Var I=20;</w:t>
+      </w:r>
+    </w:p>
+    <w:p>
+      <w:pPr>
+        <w:numPr>
+          <w:numId w:val="0"/>
+        </w:numPr>
+        <w:ind w:leftChars="0"/>
+        <w:rPr>
+          <w:rFonts w:hint="default"/>
+          <w:lang w:val="en-US"/>
+        </w:rPr>
+      </w:pPr>
+      <w:r>
+        <w:rPr>
+          <w:rFonts w:hint="default"/>
+          <w:lang w:val="en-US"/>
+        </w:rPr>
+        <w:t>I=”SAI”-- is it applicable?</w:t>
       </w:r>
       <w:bookmarkStart w:id="0" w:name="_GoBack"/>
       <w:bookmarkEnd w:id="0"/>
-      <w:r>
-        <w:rPr>
-          <w:rFonts w:hint="default"/>
-          <w:lang w:val="en-US"/>
-        </w:rPr>
-        <w:t xml:space="preserve"> why?</w:t>
-      </w:r>
     </w:p>
     <w:p>
       <w:pPr>
